--- a/tutorial/PSOJIMM_tutorial.docx
+++ b/tutorial/PSOJIMM_tutorial.docx
@@ -3816,7 +3816,14 @@
           <w:shd w:val="clear" w:color="auto" w:fill="E7E6E6" w:themeFill="background2"/>
           <w:lang w:val="en-US"/>
         </w:rPr>
-        <w:t>MWF invivo</w:t>
+        <w:t>MWF_</w:t>
+      </w:r>
+      <w:r>
+        <w:rPr>
+          <w:shd w:val="clear" w:color="auto" w:fill="E7E6E6" w:themeFill="background2"/>
+          <w:lang w:val="en-US"/>
+        </w:rPr>
+        <w:t>invivo</w:t>
       </w:r>
       <w:r>
         <w:rPr>
@@ -3913,7 +3920,14 @@
           <w:shd w:val="clear" w:color="auto" w:fill="E7E6E6" w:themeFill="background2"/>
           <w:lang w:val="en-US"/>
         </w:rPr>
-        <w:t>".\MWF invivo</w:t>
+        <w:t>".\MWF_</w:t>
+      </w:r>
+      <w:r>
+        <w:rPr>
+          <w:shd w:val="clear" w:color="auto" w:fill="E7E6E6" w:themeFill="background2"/>
+          <w:lang w:val="en-US"/>
+        </w:rPr>
+        <w:t>invivo</w:t>
       </w:r>
       <w:r>
         <w:rPr>
@@ -4115,7 +4129,14 @@
           <w:shd w:val="clear" w:color="auto" w:fill="E7E6E6" w:themeFill="background2"/>
           <w:lang w:val="en-US"/>
         </w:rPr>
-        <w:t>MWF i</w:t>
+        <w:t>MWF_</w:t>
+      </w:r>
+      <w:r>
+        <w:rPr>
+          <w:shd w:val="clear" w:color="auto" w:fill="E7E6E6" w:themeFill="background2"/>
+          <w:lang w:val="en-US"/>
+        </w:rPr>
+        <w:t>i</w:t>
       </w:r>
       <w:r>
         <w:rPr>
@@ -4454,13 +4475,19 @@
         <w:rPr>
           <w:lang w:val="en-US"/>
         </w:rPr>
-        <w:t>MWF invivo</w:t>
-      </w:r>
-      <w:r>
-        <w:rPr>
-          <w:lang w:val="en-US"/>
-        </w:rPr>
-        <w:t xml:space="preserve"> from </w:t>
+        <w:t>MWF</w:t>
+      </w:r>
+      <w:r>
+        <w:rPr>
+          <w:lang w:val="en-US"/>
+        </w:rPr>
+        <w:t>_</w:t>
+      </w:r>
+      <w:r>
+        <w:rPr>
+          <w:lang w:val="en-US"/>
+        </w:rPr>
+        <w:t xml:space="preserve">invivo from </w:t>
       </w:r>
       <w:r>
         <w:rPr>
@@ -4468,8 +4495,6 @@
         </w:rPr>
         <w:t xml:space="preserve">zipped </w:t>
       </w:r>
-      <w:bookmarkStart w:id="4" w:name="_GoBack"/>
-      <w:bookmarkEnd w:id="4"/>
       <w:r>
         <w:rPr>
           <w:lang w:val="en-US"/>
@@ -4568,13 +4593,20 @@
           <w:shd w:val="clear" w:color="auto" w:fill="E7E6E6" w:themeFill="background2"/>
           <w:lang w:val="en-US"/>
         </w:rPr>
-        <w:t>MWF i</w:t>
+        <w:t>MWF_</w:t>
       </w:r>
       <w:r>
         <w:rPr>
           <w:shd w:val="clear" w:color="auto" w:fill="E7E6E6" w:themeFill="background2"/>
           <w:lang w:val="en-US"/>
         </w:rPr>
+        <w:t>i</w:t>
+      </w:r>
+      <w:r>
+        <w:rPr>
+          <w:shd w:val="clear" w:color="auto" w:fill="E7E6E6" w:themeFill="background2"/>
+          <w:lang w:val="en-US"/>
+        </w:rPr>
         <w:t>nvivo</w:t>
       </w:r>
       <w:r>
@@ -4589,7 +4621,14 @@
           <w:shd w:val="clear" w:color="auto" w:fill="E7E6E6" w:themeFill="background2"/>
           <w:lang w:val="en-US"/>
         </w:rPr>
-        <w:t>DZNE Data\nifti</w:t>
+        <w:t>DZNE_</w:t>
+      </w:r>
+      <w:r>
+        <w:rPr>
+          <w:shd w:val="clear" w:color="auto" w:fill="E7E6E6" w:themeFill="background2"/>
+          <w:lang w:val="en-US"/>
+        </w:rPr>
+        <w:t>Data\nifti</w:t>
       </w:r>
       <w:r>
         <w:rPr>
@@ -4677,6 +4716,7 @@
           <w:lang w:val="en-US"/>
         </w:rPr>
       </w:pPr>
+      <w:bookmarkStart w:id="4" w:name="_GoBack"/>
       <w:r>
         <w:rPr>
           <w:rFonts w:cstheme="minorHAnsi"/>
@@ -4707,6 +4747,7 @@
         </w:rPr>
       </w:pPr>
       <w:bookmarkStart w:id="5" w:name="_Toc161756958"/>
+      <w:bookmarkEnd w:id="4"/>
       <w:r>
         <w:rPr>
           <w:rFonts w:asciiTheme="minorHAnsi" w:hAnsiTheme="minorHAnsi" w:cstheme="minorHAnsi"/>
@@ -4755,18 +4796,18 @@
           <w:lang w:eastAsia="de-DE"/>
         </w:rPr>
         <w:drawing>
-          <wp:anchor distT="0" distB="0" distL="114300" distR="114300" simplePos="0" relativeHeight="251661312" behindDoc="0" locked="0" layoutInCell="1" allowOverlap="1">
+          <wp:anchor distT="0" distB="0" distL="114300" distR="114300" simplePos="0" relativeHeight="251684864" behindDoc="0" locked="0" layoutInCell="1" allowOverlap="1">
             <wp:simplePos x="0" y="0"/>
             <wp:positionH relativeFrom="margin">
-              <wp:posOffset>86487</wp:posOffset>
+              <wp:posOffset>87630</wp:posOffset>
             </wp:positionH>
             <wp:positionV relativeFrom="margin">
-              <wp:posOffset>965327</wp:posOffset>
+              <wp:posOffset>955675</wp:posOffset>
             </wp:positionV>
-            <wp:extent cx="5760000" cy="3528000"/>
-            <wp:effectExtent l="19050" t="19050" r="12700" b="15875"/>
+            <wp:extent cx="5758815" cy="3776345"/>
+            <wp:effectExtent l="19050" t="19050" r="13335" b="14605"/>
             <wp:wrapSquare wrapText="bothSides"/>
-            <wp:docPr id="4" name="Grafik 4"/>
+            <wp:docPr id="11" name="Grafik 11"/>
             <wp:cNvGraphicFramePr>
               <a:graphicFrameLocks xmlns:a="http://schemas.openxmlformats.org/drawingml/2006/main"/>
             </wp:cNvGraphicFramePr>
@@ -4792,7 +4833,7 @@
                   <pic:spPr>
                     <a:xfrm>
                       <a:off x="0" y="0"/>
-                      <a:ext cx="5760000" cy="3528000"/>
+                      <a:ext cx="5758815" cy="3776345"/>
                     </a:xfrm>
                     <a:prstGeom prst="rect">
                       <a:avLst/>
@@ -4801,7 +4842,6 @@
                       <a:solidFill>
                         <a:schemeClr val="bg2"/>
                       </a:solidFill>
-                      <a:prstDash val="sysDash"/>
                     </a:ln>
                   </pic:spPr>
                 </pic:pic>
@@ -13313,7 +13353,7 @@
           <w:rPr>
             <w:noProof/>
           </w:rPr>
-          <w:t>5</w:t>
+          <w:t>6</w:t>
         </w:r>
         <w:r>
           <w:fldChar w:fldCharType="end"/>
@@ -18382,7 +18422,7 @@
 </file>
 
 <file path=customXml/itemProps1.xml><?xml version="1.0" encoding="utf-8"?>
-<ds:datastoreItem xmlns:ds="http://schemas.openxmlformats.org/officeDocument/2006/customXml" ds:itemID="{80701D57-98F5-4FA0-B477-574D11A6D9A3}">
+<ds:datastoreItem xmlns:ds="http://schemas.openxmlformats.org/officeDocument/2006/customXml" ds:itemID="{AEA77E68-CA9C-4377-A077-530B785427EB}">
   <ds:schemaRefs>
     <ds:schemaRef ds:uri="http://schemas.openxmlformats.org/officeDocument/2006/bibliography"/>
   </ds:schemaRefs>
